--- a/downloads/intro-transcript-outro/28_T10.docx
+++ b/downloads/intro-transcript-outro/28_T10.docx
@@ -34,7 +34,15 @@
         <w:rPr>
           <w:color w:val="2EAF7D"/>
         </w:rPr>
-        <w:t xml:space="preserve">La chorale parle de langage : comment raconter la valeur à quelqu’un qui n’est pas du laboratoire.</w:t>
+        <w:t xml:space="preserve">Vous venez de travailler la posture et l’équipe. Les témoignages racontent le langage : comment raconter la valeur à un partenaire, un industriel, un financeur.</w:t>
+      </w:r>
+    </w:p>
+    <w:p>
+      <w:r>
+        <w:rPr>
+          <w:color w:val="2EAF7D"/>
+        </w:rPr>
+        <w:t xml:space="preserve">Écoutez le moment où le vocabulaire du laboratoire ne passe plus.</w:t>
       </w:r>
     </w:p>
     <w:p>
@@ -241,7 +249,23 @@
         <w:rPr>
           <w:color w:val="F48C2E"/>
         </w:rPr>
-        <w:t xml:space="preserve">Les deux experts de ce grain élargissent : d’abord organiser juridiquement l’équipe projet, puis financer et dérisquer un projet Deep Tech.</w:t>
+        <w:t xml:space="preserve">La chorale a ouvert le langage. Les deux experts de ce grain l’ancrent.</w:t>
+      </w:r>
+    </w:p>
+    <w:p>
+      <w:r>
+        <w:rPr>
+          <w:color w:val="F48C2E"/>
+        </w:rPr>
+        <w:t xml:space="preserve">Antoine : organiser juridiquement l’équipe — le contrat fait loi, comme Soizic au transfert, mais entre collègues.</w:t>
+      </w:r>
+    </w:p>
+    <w:p>
+      <w:r>
+        <w:rPr>
+          <w:color w:val="F48C2E"/>
+        </w:rPr>
+        <w:t xml:space="preserve">Arielle : financer et dérisquer un projet Deep Tech — chiffre d’affaires, non-dilutif, dilutif, pacte d’associés. Le module 3, vu depuis la start-up.</w:t>
       </w:r>
     </w:p>
     <w:sectPr>

--- a/downloads/intro-transcript-outro/28_T10.docx
+++ b/downloads/intro-transcript-outro/28_T10.docx
@@ -24,7 +24,7 @@
       </w:pPr>
       <w:r>
         <w:rPr>
-          <w:color w:val="2EAF7D"/>
+          <w:color w:val="00AE69"/>
         </w:rPr>
         <w:t xml:space="preserve">Intro</w:t>
       </w:r>
@@ -32,7 +32,7 @@
     <w:p>
       <w:r>
         <w:rPr>
-          <w:color w:val="2EAF7D"/>
+          <w:color w:val="00AE69"/>
         </w:rPr>
         <w:t xml:space="preserve">Vous venez de travailler la posture et l’équipe. Les témoignages racontent le langage : comment raconter la valeur à un partenaire, un industriel, un financeur.</w:t>
       </w:r>
@@ -40,7 +40,7 @@
     <w:p>
       <w:r>
         <w:rPr>
-          <w:color w:val="2EAF7D"/>
+          <w:color w:val="00AE69"/>
         </w:rPr>
         <w:t xml:space="preserve">Écoutez le moment où le vocabulaire du laboratoire ne passe plus.</w:t>
       </w:r>
@@ -239,7 +239,7 @@
       </w:pPr>
       <w:r>
         <w:rPr>
-          <w:color w:val="F48C2E"/>
+          <w:color w:val="F0821A"/>
         </w:rPr>
         <w:t xml:space="preserve">Outro</w:t>
       </w:r>
@@ -247,7 +247,7 @@
     <w:p>
       <w:r>
         <w:rPr>
-          <w:color w:val="F48C2E"/>
+          <w:color w:val="F0821A"/>
         </w:rPr>
         <w:t xml:space="preserve">La chorale a ouvert le langage. Les deux experts de ce grain l’ancrent.</w:t>
       </w:r>
@@ -255,7 +255,7 @@
     <w:p>
       <w:r>
         <w:rPr>
-          <w:color w:val="F48C2E"/>
+          <w:color w:val="F0821A"/>
         </w:rPr>
         <w:t xml:space="preserve">Antoine : organiser juridiquement l’équipe — le contrat fait loi, comme Soizic au transfert, mais entre collègues.</w:t>
       </w:r>
@@ -263,7 +263,7 @@
     <w:p>
       <w:r>
         <w:rPr>
-          <w:color w:val="F48C2E"/>
+          <w:color w:val="F0821A"/>
         </w:rPr>
         <w:t xml:space="preserve">Arielle : financer et dérisquer un projet Deep Tech — chiffre d’affaires, non-dilutif, dilutif, pacte d’associés. Le module 3, vu depuis la start-up.</w:t>
       </w:r>
@@ -298,7 +298,7 @@
       <w:b/>
       <w:sz w:val="36"/>
       <w:szCs w:val="36"/>
-      <w:color w:val="580F45"/>
+      <w:color w:val="63003C"/>
     </w:rPr>
   </w:style>
   <w:style w:type="paragraph" w:styleId="Heading2">
@@ -314,7 +314,7 @@
       <w:b/>
       <w:sz w:val="26"/>
       <w:szCs w:val="26"/>
-      <w:color w:val="F48C2E"/>
+      <w:color w:val="F0821A"/>
     </w:rPr>
   </w:style>
 </w:styles>

--- a/downloads/intro-transcript-outro/28_T10.docx
+++ b/downloads/intro-transcript-outro/28_T10.docx
@@ -34,7 +34,7 @@
         <w:rPr>
           <w:color w:val="00AE69"/>
         </w:rPr>
-        <w:t xml:space="preserve">Vous venez de travailler la posture et l’équipe. Les témoignages racontent le langage : comment raconter la valeur à un partenaire, un industriel, un financeur.</w:t>
+        <w:t xml:space="preserve">Vous venez de travailler l’équipe et le pacte. Les témoignages racontent le langage : comment raconter la valeur à un partenaire, un industriel, un financeur.</w:t>
       </w:r>
     </w:p>
     <w:p>
@@ -249,7 +249,7 @@
         <w:rPr>
           <w:color w:val="F0821A"/>
         </w:rPr>
-        <w:t xml:space="preserve">La chorale a ouvert le langage. Les deux experts de ce grain l’ancrent.</w:t>
+        <w:t xml:space="preserve">La chorale a ouvert le langage.</w:t>
       </w:r>
     </w:p>
     <w:p>
@@ -257,15 +257,7 @@
         <w:rPr>
           <w:color w:val="F0821A"/>
         </w:rPr>
-        <w:t xml:space="preserve">Antoine : organiser juridiquement l’équipe — le contrat fait loi, comme Soizic au transfert, mais entre collègues.</w:t>
-      </w:r>
-    </w:p>
-    <w:p>
-      <w:r>
-        <w:rPr>
-          <w:color w:val="F0821A"/>
-        </w:rPr>
-        <w:t xml:space="preserve">Arielle : financer et dérisquer un projet Deep Tech — chiffre d’affaires, non-dilutif, dilutif, pacte d’associés. Le module 3, vu depuis la start-up.</w:t>
+        <w:t xml:space="preserve">Arielle l’ancre : passer de la preuve scientifique à la valeur pour celui qui écoute.</w:t>
       </w:r>
     </w:p>
     <w:sectPr>
